--- a/templates/taf993f4ea749.docx
+++ b/templates/taf993f4ea749.docx
@@ -6,49 +6,107 @@
       <w:pPr>
         <w:bidi/>
         <w:spacing w:before="120" w:after="160"/>
-        <w:jc w:val="both"/>
-      </w:pPr>
-      <w:bookmarkStart w:id="0" w:name="_GoBack"/>
-      <w:r>
         <w:rPr>
           <w:b/>
           <w:bCs/>
         </w:rPr>
-        <w:t>حضر وكيل {{ UI_APP }} المحامي {{ AGENT_NAME }} وقال:</w:t>
+      </w:pPr>
+      <w:r>
+        <w:rPr>
+          <w:rFonts w:hint="cs"/>
+          <w:b/>
+          <w:bCs/>
+        </w:rPr>
+        <w:t>{{التوريدات}}</w:t>
       </w:r>
     </w:p>
     <w:p>
       <w:pPr>
         <w:bidi/>
-        <w:spacing w:before="140" w:after="220"/>
-        <w:jc w:val="both"/>
-      </w:pPr>
-      <w:r>
-        <w:t xml:space="preserve">ألتمس من مقام رئاسة التنفيذ الموقرة انتقال مأمور التنفيذ إلى موقع العقار لوضع اليد عليه وتنظيم محضر رسمي وتعيين حارس قضائي عليه وتكليفه بتحصيل الريع وتوريده لأمانات المحكمة. سنداً لأحكام المادة (71) من </w:t>
-      </w:r>
-      <w:r>
-        <w:t>قانون التنفيذ الأردني وتسطير الكتب اللازمة للجهات ذات العلاقة حسب الأصول.</w:t>
+        <w:spacing w:before="120" w:after="160"/>
+      </w:pPr>
+      <w:r>
+        <w:rPr>
+          <w:b/>
+          <w:bCs/>
+        </w:rPr>
+        <w:t>حضر وكيل {{ UI_APP }} المحامي {{ AGENT_NAME }} وقال:</w:t>
       </w:r>
     </w:p>
     <w:p>
       <w:pPr>
         <w:bidi/>
+        <w:spacing w:before="140" w:after="220"/>
+      </w:pPr>
+      <w:r>
+        <w:t xml:space="preserve">ألتمس من رئاسة التنفيذ الموقرة </w:t>
+      </w:r>
+      <w:r>
+        <w:rPr>
+          <w:rFonts w:hint="cs"/>
+        </w:rPr>
+        <w:t xml:space="preserve">تكليف </w:t>
+      </w:r>
+      <w:r>
+        <w:t xml:space="preserve">مأمور التنفيذ </w:t>
+      </w:r>
+      <w:r>
+        <w:rPr>
+          <w:rFonts w:hint="cs"/>
+        </w:rPr>
+        <w:t>بال</w:t>
+      </w:r>
+      <w:r>
+        <w:t>انتقال</w:t>
+      </w:r>
+      <w:r>
+        <w:t xml:space="preserve"> </w:t>
+      </w:r>
+      <w:r>
+        <w:t xml:space="preserve">إلى موقع العقار لوضع اليد عليه وتنظيم محضر رسمي. سنداً لأحكام المادة (71) من قانون التنفيذ الأردني وتسطير الكتب اللازمة </w:t>
+      </w:r>
+      <w:r>
+        <w:rPr>
+          <w:rFonts w:hint="cs"/>
+        </w:rPr>
+        <w:t>لذلك</w:t>
+      </w:r>
+      <w:r>
+        <w:t xml:space="preserve"> حسب الأصول.</w:t>
+      </w:r>
+    </w:p>
+    <w:p>
+      <w:pPr>
+        <w:bidi/>
         <w:spacing w:before="200" w:after="160"/>
-        <w:jc w:val="both"/>
       </w:pPr>
       <w:r>
         <w:rPr>
           <w:b/>
           <w:bCs/>
         </w:rPr>
-        <w:t>و عليه ترفع الاوراق لرئاسة التنفيذ لاجراء المقتضى القانوني حسب الاصول</w:t>
+        <w:t xml:space="preserve">و عليه ترفع الاوراق لرئاسة التنفيذ </w:t>
+      </w:r>
+      <w:r>
+        <w:rPr>
+          <w:rFonts w:hint="cs"/>
+          <w:b/>
+          <w:bCs/>
+        </w:rPr>
+        <w:t>للإطلاع</w:t>
+      </w:r>
+      <w:r>
+        <w:rPr>
+          <w:b/>
+          <w:bCs/>
+        </w:rPr>
+        <w:t xml:space="preserve"> </w:t>
       </w:r>
     </w:p>
     <w:p>
       <w:pPr>
         <w:bidi/>
         <w:spacing w:before="160" w:after="400"/>
-        <w:jc w:val="both"/>
       </w:pPr>
       <w:r>
         <w:rPr>
@@ -57,10 +115,12 @@
         </w:rPr>
         <w:t>تحريرا بتاريخ : {{ TODAY_DATE }}</w:t>
       </w:r>
+      <w:bookmarkStart w:id="0" w:name="_GoBack"/>
+      <w:bookmarkEnd w:id="0"/>
     </w:p>
     <w:p>
       <w:pPr>
-        <w:jc w:val="right"/>
+        <w:bidi/>
       </w:pPr>
       <w:r>
         <w:rPr>
@@ -95,30 +155,12 @@
         <w:rPr>
           <w:rFonts w:hint="cs"/>
         </w:rPr>
-        <w:t xml:space="preserve">                      </w:t>
-      </w:r>
-      <w:r>
-        <w:rPr>
-          <w:rFonts w:hint="cs"/>
-        </w:rPr>
-        <w:t xml:space="preserve">                          </w:t>
-      </w:r>
-      <w:r>
-        <w:rPr>
-          <w:rFonts w:hint="cs"/>
-        </w:rPr>
-        <w:t xml:space="preserve">      رئيس دائ</w:t>
-      </w:r>
-      <w:r>
-        <w:rPr>
-          <w:rFonts w:hint="cs"/>
-        </w:rPr>
-        <w:t>رة التنفيذ</w:t>
+        <w:t xml:space="preserve">                                                      رئيس دائرة التنفيذ</w:t>
       </w:r>
     </w:p>
     <w:p>
       <w:pPr>
-        <w:jc w:val="right"/>
+        <w:bidi/>
       </w:pPr>
       <w:r>
         <w:rPr>
@@ -141,22 +183,18 @@
         <w:tabs>
           <w:tab w:val="left" w:pos="1421"/>
         </w:tabs>
-        <w:jc w:val="right"/>
+        <w:bidi/>
       </w:pPr>
       <w:r>
         <w:t>{{ SIGNATURE }}</w:t>
       </w:r>
-      <w:bookmarkEnd w:id="0"/>
     </w:p>
     <w:p>
       <w:pPr>
-        <w:rPr>
-          <w:rtl/>
-          <w:lang w:bidi="ar-JO"/>
-        </w:rPr>
-      </w:pPr>
-      <w:r>
-        <w:t xml:space="preserve">{{STAMP}}</w:t>
+        <w:bidi/>
+      </w:pPr>
+      <w:r>
+        <w:t>{{STAMP}}</w:t>
       </w:r>
     </w:p>
     <w:sectPr>
@@ -235,7 +273,11 @@
 <w:hdr xmlns:wpc="http://schemas.microsoft.com/office/word/2010/wordprocessingCanvas" xmlns:cx="http://schemas.microsoft.com/office/drawing/2014/chartex" xmlns:mc="http://schemas.openxmlformats.org/markup-compatibility/2006" xmlns:o="urn:schemas-microsoft-com:office:office" xmlns:r="http://schemas.openxmlformats.org/officeDocument/2006/relationships" xmlns:m="http://schemas.openxmlformats.org/officeDocument/2006/math" xmlns:v="urn:schemas-microsoft-com:vml" xmlns:wp14="http://schemas.microsoft.com/office/word/2010/wordprocessingDrawing" xmlns:wp="http://schemas.openxmlformats.org/drawingml/2006/wordprocessingDrawing" xmlns:w10="urn:schemas-microsoft-com:office:word" xmlns:w="http://schemas.openxmlformats.org/wordprocessingml/2006/main" xmlns:w14="http://schemas.microsoft.com/office/word/2010/wordml" xmlns:w15="http://schemas.microsoft.com/office/word/2012/wordml" xmlns:w16se="http://schemas.microsoft.com/office/word/2015/wordml/symex" xmlns:wpg="http://schemas.microsoft.com/office/word/2010/wordprocessingGroup" xmlns:wpi="http://schemas.microsoft.com/office/word/2010/wordprocessingInk" xmlns:wne="http://schemas.microsoft.com/office/word/2006/wordml" xmlns:wps="http://schemas.microsoft.com/office/word/2010/wordprocessingShape" mc:Ignorable="w14 w15 w16se wp14">
   <w:p>
     <w:pPr>
-      <w:jc w:val="right"/>
+      <w:bidi/>
+      <w:rPr>
+        <w:rFonts w:hint="cs"/>
+        <w:lang w:bidi="ar-SA"/>
+      </w:rPr>
     </w:pPr>
     <w:r>
       <w:rPr>
@@ -250,23 +292,14 @@
       </w:rPr>
       <w:t>{{ رقم_القضية }}</w:t>
     </w:r>
-  </w:p>
-  <w:p>
-    <w:pPr>
-      <w:pBdr>
-        <w:bottom w:val="single" w:sz="6" w:space="4" w:color="auto"/>
-      </w:pBdr>
-      <w:jc w:val="center"/>
-    </w:pPr>
     <w:r>
       <w:rPr>
+        <w:rFonts w:hint="cs"/>
         <w:b/>
-        <w:sz w:val="24"/>
       </w:rPr>
-      <w:t>ما بعد</w:t>
+      <w:t xml:space="preserve">                  ما بعد</w:t>
     </w:r>
   </w:p>
-  <w:p/>
 </w:hdr>
 </file>
 
@@ -952,6 +985,50 @@
       <w:szCs w:val="20"/>
     </w:rPr>
   </w:style>
+  <w:style w:type="paragraph" w:styleId="Header">
+    <w:name w:val="header"/>
+    <w:basedOn w:val="Normal"/>
+    <w:link w:val="HeaderChar"/>
+    <w:uiPriority w:val="99"/>
+    <w:unhideWhenUsed/>
+    <w:rsid w:val="0029255A"/>
+    <w:pPr>
+      <w:tabs>
+        <w:tab w:val="center" w:pos="4320"/>
+        <w:tab w:val="right" w:pos="8640"/>
+      </w:tabs>
+      <w:spacing w:before="0" w:after="0" w:line="240" w:lineRule="auto"/>
+    </w:pPr>
+  </w:style>
+  <w:style w:type="character" w:customStyle="1" w:styleId="HeaderChar">
+    <w:name w:val="Header Char"/>
+    <w:basedOn w:val="DefaultParagraphFont"/>
+    <w:link w:val="Header"/>
+    <w:uiPriority w:val="99"/>
+    <w:rsid w:val="0029255A"/>
+  </w:style>
+  <w:style w:type="paragraph" w:styleId="Footer">
+    <w:name w:val="footer"/>
+    <w:basedOn w:val="Normal"/>
+    <w:link w:val="FooterChar"/>
+    <w:uiPriority w:val="99"/>
+    <w:unhideWhenUsed/>
+    <w:rsid w:val="0029255A"/>
+    <w:pPr>
+      <w:tabs>
+        <w:tab w:val="center" w:pos="4320"/>
+        <w:tab w:val="right" w:pos="8640"/>
+      </w:tabs>
+      <w:spacing w:before="0" w:after="0" w:line="240" w:lineRule="auto"/>
+    </w:pPr>
+  </w:style>
+  <w:style w:type="character" w:customStyle="1" w:styleId="FooterChar">
+    <w:name w:val="Footer Char"/>
+    <w:basedOn w:val="DefaultParagraphFont"/>
+    <w:link w:val="Footer"/>
+    <w:uiPriority w:val="99"/>
+    <w:rsid w:val="0029255A"/>
+  </w:style>
 </w:styles>
 </file>
 
